--- a/paraskinio-catalogue-2026-2.docx
+++ b/paraskinio-catalogue-2026-2.docx
@@ -6434,15 +6434,7 @@
                 <w:sz w:val="18"/>
                 <w:szCs w:val="18"/>
               </w:rPr>
-              <w:t>4</w:t>
-            </w:r>
-            <w:r>
-              <w:rPr>
-                <w:color w:val="363435"/>
-                <w:sz w:val="18"/>
-                <w:szCs w:val="18"/>
-              </w:rPr>
-              <w:t>,00</w:t>
+              <w:t>4,00</w:t>
             </w:r>
           </w:p>
         </w:tc>
@@ -6621,31 +6613,7 @@
                 <w:sz w:val="18"/>
                 <w:szCs w:val="18"/>
               </w:rPr>
-              <w:t>4</w:t>
-            </w:r>
-            <w:r>
-              <w:rPr>
-                <w:color w:val="363435"/>
-                <w:sz w:val="18"/>
-                <w:szCs w:val="18"/>
-              </w:rPr>
-              <w:t>,</w:t>
-            </w:r>
-            <w:r>
-              <w:rPr>
-                <w:color w:val="363435"/>
-                <w:sz w:val="18"/>
-                <w:szCs w:val="18"/>
-              </w:rPr>
-              <w:t>0</w:t>
-            </w:r>
-            <w:r>
-              <w:rPr>
-                <w:color w:val="363435"/>
-                <w:sz w:val="18"/>
-                <w:szCs w:val="18"/>
-              </w:rPr>
-              <w:t>0</w:t>
+              <w:t>4,00</w:t>
             </w:r>
           </w:p>
         </w:tc>
@@ -6990,31 +6958,7 @@
                 <w:sz w:val="18"/>
                 <w:szCs w:val="18"/>
               </w:rPr>
-              <w:t>4</w:t>
-            </w:r>
-            <w:r>
-              <w:rPr>
-                <w:color w:val="363435"/>
-                <w:sz w:val="18"/>
-                <w:szCs w:val="18"/>
-              </w:rPr>
-              <w:t>,</w:t>
-            </w:r>
-            <w:r>
-              <w:rPr>
-                <w:color w:val="363435"/>
-                <w:sz w:val="18"/>
-                <w:szCs w:val="18"/>
-              </w:rPr>
-              <w:t>0</w:t>
-            </w:r>
-            <w:r>
-              <w:rPr>
-                <w:color w:val="363435"/>
-                <w:sz w:val="18"/>
-                <w:szCs w:val="18"/>
-              </w:rPr>
-              <w:t>0</w:t>
+              <w:t>4,00</w:t>
             </w:r>
           </w:p>
         </w:tc>
@@ -9017,7 +8961,7 @@
                 <w:szCs w:val="18"/>
                 <w:lang w:val="el-GR"/>
               </w:rPr>
-              <w:t xml:space="preserve"> για τα παραπάνω χρεώνονται όσο 9 επιμέρους ποτά </w:t>
+              <w:t xml:space="preserve"> για τα παραπάνω χρεώνονται όσο 9 επιμέρους ποτά</w:t>
             </w:r>
           </w:p>
         </w:tc>
@@ -13734,7 +13678,7 @@
                 <w:sz w:val="18"/>
                 <w:szCs w:val="18"/>
               </w:rPr>
-              <w:t>ΔΙΑΦΟΡΑ</w:t>
+              <w:t>VARIOUS</w:t>
             </w:r>
           </w:p>
         </w:tc>
@@ -13849,7 +13793,10 @@
               </w:rPr>
             </w:pPr>
             <w:r>
-              <w:rPr/>
+              <w:rPr>
+                <w:sz w:val="18"/>
+                <w:szCs w:val="18"/>
+              </w:rPr>
             </w:r>
           </w:p>
         </w:tc>
@@ -14346,7 +14293,25 @@
                 <w:sz w:val="18"/>
                 <w:szCs w:val="18"/>
               </w:rPr>
-              <w:t>** Λικέρ: Μεταξά 5*, Frangelico, Cynar, Ricard .......................................................</w:t>
+              <w:t xml:space="preserve">** </w:t>
+            </w:r>
+            <w:r>
+              <w:rPr>
+                <w:color w:val="363435"/>
+                <w:position w:val="-1"/>
+                <w:sz w:val="18"/>
+                <w:szCs w:val="18"/>
+              </w:rPr>
+              <w:t>Liquer Metaxa</w:t>
+            </w:r>
+            <w:r>
+              <w:rPr>
+                <w:color w:val="363435"/>
+                <w:position w:val="-1"/>
+                <w:sz w:val="18"/>
+                <w:szCs w:val="18"/>
+              </w:rPr>
+              <w:t xml:space="preserve"> 5*, Frangelico, Cynar, Ricard .......................................................</w:t>
             </w:r>
           </w:p>
         </w:tc>
@@ -15214,34 +15179,7 @@
                 <w:szCs w:val="18"/>
                 <w:lang w:val="en-GB"/>
               </w:rPr>
-              <w:t>Epsa</w:t>
-            </w:r>
-            <w:r>
-              <w:rPr>
-                <w:color w:val="363435"/>
-                <w:sz w:val="18"/>
-                <w:szCs w:val="18"/>
-                <w:lang w:val="en-GB"/>
-              </w:rPr>
-              <w:t xml:space="preserve"> Orange juice, Pomegranate </w:t>
-            </w:r>
-            <w:r>
-              <w:rPr>
-                <w:color w:val="363435"/>
-                <w:sz w:val="18"/>
-                <w:szCs w:val="18"/>
-                <w:lang w:val="en-GB"/>
-              </w:rPr>
-              <w:t>juice</w:t>
-            </w:r>
-            <w:r>
-              <w:rPr>
-                <w:color w:val="363435"/>
-                <w:sz w:val="18"/>
-                <w:szCs w:val="18"/>
-                <w:lang w:val="en-GB"/>
-              </w:rPr>
-              <w:t xml:space="preserve"> .......................................................................</w:t>
+              <w:t>Epsa Orange juice, Pomegranate juice .......................................................................</w:t>
             </w:r>
             <w:r>
               <w:rPr>
@@ -15432,23 +15370,7 @@
                 <w:sz w:val="18"/>
                 <w:szCs w:val="18"/>
               </w:rPr>
-              <w:t xml:space="preserve">Ginger juice </w:t>
-            </w:r>
-            <w:r>
-              <w:rPr>
-                <w:color w:val="363435"/>
-                <w:sz w:val="18"/>
-                <w:szCs w:val="18"/>
-              </w:rPr>
-              <w:t xml:space="preserve">hot / cold </w:t>
-            </w:r>
-            <w:r>
-              <w:rPr>
-                <w:color w:val="363435"/>
-                <w:sz w:val="18"/>
-                <w:szCs w:val="18"/>
-              </w:rPr>
-              <w:t>................................................................................................</w:t>
+              <w:t>Ginger juice hot / cold ................................................................................................</w:t>
             </w:r>
             <w:r>
               <w:rPr>
@@ -15675,15 +15597,7 @@
                 <w:sz w:val="18"/>
                 <w:szCs w:val="18"/>
               </w:rPr>
-              <w:t>4</w:t>
-            </w:r>
-            <w:r>
-              <w:rPr>
-                <w:color w:val="363435"/>
-                <w:sz w:val="18"/>
-                <w:szCs w:val="18"/>
-              </w:rPr>
-              <w:t>,00</w:t>
+              <w:t>4,00</w:t>
             </w:r>
           </w:p>
         </w:tc>
@@ -15850,31 +15764,7 @@
                 <w:sz w:val="18"/>
                 <w:szCs w:val="18"/>
               </w:rPr>
-              <w:t>4</w:t>
-            </w:r>
-            <w:r>
-              <w:rPr>
-                <w:color w:val="363435"/>
-                <w:sz w:val="18"/>
-                <w:szCs w:val="18"/>
-              </w:rPr>
-              <w:t>,</w:t>
-            </w:r>
-            <w:r>
-              <w:rPr>
-                <w:color w:val="363435"/>
-                <w:sz w:val="18"/>
-                <w:szCs w:val="18"/>
-              </w:rPr>
-              <w:t>0</w:t>
-            </w:r>
-            <w:r>
-              <w:rPr>
-                <w:color w:val="363435"/>
-                <w:sz w:val="18"/>
-                <w:szCs w:val="18"/>
-              </w:rPr>
-              <w:t>0</w:t>
+              <w:t>4,00</w:t>
             </w:r>
           </w:p>
         </w:tc>
@@ -16218,7 +16108,10 @@
               </w:rPr>
             </w:pPr>
             <w:r>
-              <w:rPr/>
+              <w:rPr>
+                <w:sz w:val="18"/>
+                <w:szCs w:val="18"/>
+              </w:rPr>
             </w:r>
           </w:p>
         </w:tc>
@@ -18776,7 +18669,7 @@
     <w:r>
       <w:rPr/>
       <w:drawing>
-        <wp:anchor behindDoc="0" distT="0" distB="0" distL="0" distR="0" simplePos="0" locked="0" layoutInCell="0" allowOverlap="1" relativeHeight="4">
+        <wp:anchor behindDoc="1" distT="0" distB="0" distL="0" distR="0" simplePos="0" locked="0" layoutInCell="0" allowOverlap="1" relativeHeight="4">
           <wp:simplePos x="0" y="0"/>
           <wp:positionH relativeFrom="column">
             <wp:posOffset>1792605</wp:posOffset>
@@ -18821,7 +18714,7 @@
         </wp:anchor>
       </w:drawing>
       <w:drawing>
-        <wp:anchor behindDoc="0" distT="0" distB="0" distL="0" distR="0" simplePos="0" locked="0" layoutInCell="0" allowOverlap="1" relativeHeight="5">
+        <wp:anchor behindDoc="1" distT="0" distB="0" distL="0" distR="0" simplePos="0" locked="0" layoutInCell="0" allowOverlap="1" relativeHeight="5">
           <wp:simplePos x="0" y="0"/>
           <wp:positionH relativeFrom="column">
             <wp:posOffset>7200265</wp:posOffset>
@@ -18881,7 +18774,7 @@
     <w:r>
       <w:rPr/>
       <w:drawing>
-        <wp:anchor behindDoc="0" distT="0" distB="0" distL="0" distR="0" simplePos="0" locked="0" layoutInCell="0" allowOverlap="1" relativeHeight="4">
+        <wp:anchor behindDoc="1" distT="0" distB="0" distL="0" distR="0" simplePos="0" locked="0" layoutInCell="0" allowOverlap="1" relativeHeight="4">
           <wp:simplePos x="0" y="0"/>
           <wp:positionH relativeFrom="column">
             <wp:posOffset>1792605</wp:posOffset>
@@ -18926,7 +18819,7 @@
         </wp:anchor>
       </w:drawing>
       <w:drawing>
-        <wp:anchor behindDoc="0" distT="0" distB="0" distL="0" distR="0" simplePos="0" locked="0" layoutInCell="0" allowOverlap="1" relativeHeight="5">
+        <wp:anchor behindDoc="1" distT="0" distB="0" distL="0" distR="0" simplePos="0" locked="0" layoutInCell="0" allowOverlap="1" relativeHeight="5">
           <wp:simplePos x="0" y="0"/>
           <wp:positionH relativeFrom="column">
             <wp:posOffset>7200265</wp:posOffset>
@@ -18999,7 +18892,7 @@
     <w:r>
       <w:rPr/>
       <w:drawing>
-        <wp:anchor behindDoc="0" distT="0" distB="0" distL="0" distR="0" simplePos="0" locked="0" layoutInCell="0" allowOverlap="1" relativeHeight="2">
+        <wp:anchor behindDoc="1" distT="0" distB="0" distL="0" distR="0" simplePos="0" locked="0" layoutInCell="0" allowOverlap="1" relativeHeight="2">
           <wp:simplePos x="0" y="0"/>
           <wp:positionH relativeFrom="column">
             <wp:posOffset>1722120</wp:posOffset>
@@ -19044,7 +18937,7 @@
         </wp:anchor>
       </w:drawing>
       <w:drawing>
-        <wp:anchor behindDoc="0" distT="0" distB="0" distL="0" distR="0" simplePos="0" locked="0" layoutInCell="0" allowOverlap="1" relativeHeight="3">
+        <wp:anchor behindDoc="1" distT="0" distB="0" distL="0" distR="0" simplePos="0" locked="0" layoutInCell="0" allowOverlap="1" relativeHeight="3">
           <wp:simplePos x="0" y="0"/>
           <wp:positionH relativeFrom="column">
             <wp:posOffset>7212330</wp:posOffset>
@@ -19103,7 +18996,7 @@
     <w:r>
       <w:rPr/>
       <w:drawing>
-        <wp:anchor behindDoc="0" distT="0" distB="0" distL="0" distR="0" simplePos="0" locked="0" layoutInCell="0" allowOverlap="1" relativeHeight="2">
+        <wp:anchor behindDoc="1" distT="0" distB="0" distL="0" distR="0" simplePos="0" locked="0" layoutInCell="0" allowOverlap="1" relativeHeight="2">
           <wp:simplePos x="0" y="0"/>
           <wp:positionH relativeFrom="column">
             <wp:posOffset>1722120</wp:posOffset>
@@ -19148,7 +19041,7 @@
         </wp:anchor>
       </w:drawing>
       <w:drawing>
-        <wp:anchor behindDoc="0" distT="0" distB="0" distL="0" distR="0" simplePos="0" locked="0" layoutInCell="0" allowOverlap="1" relativeHeight="3">
+        <wp:anchor behindDoc="1" distT="0" distB="0" distL="0" distR="0" simplePos="0" locked="0" layoutInCell="0" allowOverlap="1" relativeHeight="3">
           <wp:simplePos x="0" y="0"/>
           <wp:positionH relativeFrom="column">
             <wp:posOffset>7212330</wp:posOffset>

--- a/paraskinio-catalogue-2026-2.docx
+++ b/paraskinio-catalogue-2026-2.docx
@@ -2972,7 +2972,25 @@
                 <w:sz w:val="18"/>
                 <w:szCs w:val="18"/>
               </w:rPr>
-              <w:t>*** Tanqueray  .............................................................................................................</w:t>
+              <w:t xml:space="preserve">*** Tanqueray, Tanqueray </w:t>
+            </w:r>
+            <w:r>
+              <w:rPr>
+                <w:color w:val="363435"/>
+                <w:position w:val="-1"/>
+                <w:sz w:val="18"/>
+                <w:szCs w:val="18"/>
+              </w:rPr>
+              <w:t xml:space="preserve">0% Alcohol free </w:t>
+            </w:r>
+            <w:r>
+              <w:rPr>
+                <w:color w:val="363435"/>
+                <w:position w:val="-1"/>
+                <w:sz w:val="18"/>
+                <w:szCs w:val="18"/>
+              </w:rPr>
+              <w:t>...............................................................</w:t>
             </w:r>
           </w:p>
         </w:tc>
@@ -3200,7 +3218,25 @@
                 <w:sz w:val="18"/>
                 <w:szCs w:val="18"/>
               </w:rPr>
-              <w:t>10,00</w:t>
+              <w:t>1</w:t>
+            </w:r>
+            <w:r>
+              <w:rPr>
+                <w:color w:val="363435"/>
+                <w:position w:val="-1"/>
+                <w:sz w:val="18"/>
+                <w:szCs w:val="18"/>
+              </w:rPr>
+              <w:t>2</w:t>
+            </w:r>
+            <w:r>
+              <w:rPr>
+                <w:color w:val="363435"/>
+                <w:position w:val="-1"/>
+                <w:sz w:val="18"/>
+                <w:szCs w:val="18"/>
+              </w:rPr>
+              <w:t>,00</w:t>
             </w:r>
           </w:p>
         </w:tc>
@@ -12364,7 +12400,25 @@
                 <w:sz w:val="18"/>
                 <w:szCs w:val="18"/>
               </w:rPr>
-              <w:t>*** Tanqueray  .............................................................................................................</w:t>
+              <w:t xml:space="preserve">*** Tanqueray, Tanqueray </w:t>
+            </w:r>
+            <w:r>
+              <w:rPr>
+                <w:color w:val="363435"/>
+                <w:position w:val="-1"/>
+                <w:sz w:val="18"/>
+                <w:szCs w:val="18"/>
+              </w:rPr>
+              <w:t xml:space="preserve">0% Alcohol free </w:t>
+            </w:r>
+            <w:r>
+              <w:rPr>
+                <w:color w:val="363435"/>
+                <w:position w:val="-1"/>
+                <w:sz w:val="18"/>
+                <w:szCs w:val="18"/>
+              </w:rPr>
+              <w:t>...............................................................</w:t>
             </w:r>
           </w:p>
         </w:tc>
@@ -14293,25 +14347,7 @@
                 <w:sz w:val="18"/>
                 <w:szCs w:val="18"/>
               </w:rPr>
-              <w:t xml:space="preserve">** </w:t>
-            </w:r>
-            <w:r>
-              <w:rPr>
-                <w:color w:val="363435"/>
-                <w:position w:val="-1"/>
-                <w:sz w:val="18"/>
-                <w:szCs w:val="18"/>
-              </w:rPr>
-              <w:t>Liquer Metaxa</w:t>
-            </w:r>
-            <w:r>
-              <w:rPr>
-                <w:color w:val="363435"/>
-                <w:position w:val="-1"/>
-                <w:sz w:val="18"/>
-                <w:szCs w:val="18"/>
-              </w:rPr>
-              <w:t xml:space="preserve"> 5*, Frangelico, Cynar, Ricard .......................................................</w:t>
+              <w:t>** Liquer Metaxa 5*, Frangelico, Cynar, Ricard .......................................................</w:t>
             </w:r>
           </w:p>
         </w:tc>

--- a/paraskinio-catalogue-2026-2.docx
+++ b/paraskinio-catalogue-2026-2.docx
@@ -2972,25 +2972,7 @@
                 <w:sz w:val="18"/>
                 <w:szCs w:val="18"/>
               </w:rPr>
-              <w:t xml:space="preserve">*** Tanqueray, Tanqueray </w:t>
-            </w:r>
-            <w:r>
-              <w:rPr>
-                <w:color w:val="363435"/>
-                <w:position w:val="-1"/>
-                <w:sz w:val="18"/>
-                <w:szCs w:val="18"/>
-              </w:rPr>
-              <w:t xml:space="preserve">0% Alcohol free </w:t>
-            </w:r>
-            <w:r>
-              <w:rPr>
-                <w:color w:val="363435"/>
-                <w:position w:val="-1"/>
-                <w:sz w:val="18"/>
-                <w:szCs w:val="18"/>
-              </w:rPr>
-              <w:t>...............................................................</w:t>
+              <w:t>*** Tanqueray, Tanqueray 0% Alcohol free ...............................................................</w:t>
             </w:r>
           </w:p>
         </w:tc>
@@ -3218,25 +3200,7 @@
                 <w:sz w:val="18"/>
                 <w:szCs w:val="18"/>
               </w:rPr>
-              <w:t>1</w:t>
-            </w:r>
-            <w:r>
-              <w:rPr>
-                <w:color w:val="363435"/>
-                <w:position w:val="-1"/>
-                <w:sz w:val="18"/>
-                <w:szCs w:val="18"/>
-              </w:rPr>
-              <w:t>2</w:t>
-            </w:r>
-            <w:r>
-              <w:rPr>
-                <w:color w:val="363435"/>
-                <w:position w:val="-1"/>
-                <w:sz w:val="18"/>
-                <w:szCs w:val="18"/>
-              </w:rPr>
-              <w:t>,00</w:t>
+              <w:t>12,00</w:t>
             </w:r>
           </w:p>
         </w:tc>
@@ -12400,25 +12364,7 @@
                 <w:sz w:val="18"/>
                 <w:szCs w:val="18"/>
               </w:rPr>
-              <w:t xml:space="preserve">*** Tanqueray, Tanqueray </w:t>
-            </w:r>
-            <w:r>
-              <w:rPr>
-                <w:color w:val="363435"/>
-                <w:position w:val="-1"/>
-                <w:sz w:val="18"/>
-                <w:szCs w:val="18"/>
-              </w:rPr>
-              <w:t xml:space="preserve">0% Alcohol free </w:t>
-            </w:r>
-            <w:r>
-              <w:rPr>
-                <w:color w:val="363435"/>
-                <w:position w:val="-1"/>
-                <w:sz w:val="18"/>
-                <w:szCs w:val="18"/>
-              </w:rPr>
-              <w:t>...............................................................</w:t>
+              <w:t>*** Tanqueray, Tanqueray 0% Alcohol free ...............................................................</w:t>
             </w:r>
           </w:p>
         </w:tc>
@@ -12646,7 +12592,25 @@
                 <w:sz w:val="18"/>
                 <w:szCs w:val="18"/>
               </w:rPr>
-              <w:t>10,00</w:t>
+              <w:t>1</w:t>
+            </w:r>
+            <w:r>
+              <w:rPr>
+                <w:color w:val="363435"/>
+                <w:position w:val="-1"/>
+                <w:sz w:val="18"/>
+                <w:szCs w:val="18"/>
+              </w:rPr>
+              <w:t>2</w:t>
+            </w:r>
+            <w:r>
+              <w:rPr>
+                <w:color w:val="363435"/>
+                <w:position w:val="-1"/>
+                <w:sz w:val="18"/>
+                <w:szCs w:val="18"/>
+              </w:rPr>
+              <w:t>,00</w:t>
             </w:r>
           </w:p>
         </w:tc>

--- a/paraskinio-catalogue-2026-2.docx
+++ b/paraskinio-catalogue-2026-2.docx
@@ -8591,7 +8591,28 @@
                 <w:sz w:val="18"/>
                 <w:szCs w:val="18"/>
               </w:rPr>
-              <w:t>5,00</w:t>
+              <w:t>4</w:t>
+            </w:r>
+            <w:r>
+              <w:rPr>
+                <w:sz w:val="18"/>
+                <w:szCs w:val="18"/>
+              </w:rPr>
+              <w:t>,</w:t>
+            </w:r>
+            <w:r>
+              <w:rPr>
+                <w:sz w:val="18"/>
+                <w:szCs w:val="18"/>
+              </w:rPr>
+              <w:t>5</w:t>
+            </w:r>
+            <w:r>
+              <w:rPr>
+                <w:sz w:val="18"/>
+                <w:szCs w:val="18"/>
+              </w:rPr>
+              <w:t>0</w:t>
             </w:r>
           </w:p>
         </w:tc>
@@ -12592,25 +12613,7 @@
                 <w:sz w:val="18"/>
                 <w:szCs w:val="18"/>
               </w:rPr>
-              <w:t>1</w:t>
-            </w:r>
-            <w:r>
-              <w:rPr>
-                <w:color w:val="363435"/>
-                <w:position w:val="-1"/>
-                <w:sz w:val="18"/>
-                <w:szCs w:val="18"/>
-              </w:rPr>
-              <w:t>2</w:t>
-            </w:r>
-            <w:r>
-              <w:rPr>
-                <w:color w:val="363435"/>
-                <w:position w:val="-1"/>
-                <w:sz w:val="18"/>
-                <w:szCs w:val="18"/>
-              </w:rPr>
-              <w:t>,00</w:t>
+              <w:t>12,00</w:t>
             </w:r>
           </w:p>
         </w:tc>
@@ -17728,7 +17731,28 @@
                 <w:sz w:val="18"/>
                 <w:szCs w:val="18"/>
               </w:rPr>
-              <w:t>5,00</w:t>
+              <w:t>4</w:t>
+            </w:r>
+            <w:r>
+              <w:rPr>
+                <w:sz w:val="18"/>
+                <w:szCs w:val="18"/>
+              </w:rPr>
+              <w:t>,</w:t>
+            </w:r>
+            <w:r>
+              <w:rPr>
+                <w:sz w:val="18"/>
+                <w:szCs w:val="18"/>
+              </w:rPr>
+              <w:t>5</w:t>
+            </w:r>
+            <w:r>
+              <w:rPr>
+                <w:sz w:val="18"/>
+                <w:szCs w:val="18"/>
+              </w:rPr>
+              <w:t>0</w:t>
             </w:r>
           </w:p>
         </w:tc>

--- a/paraskinio-catalogue-2026-2.docx
+++ b/paraskinio-catalogue-2026-2.docx
@@ -5341,7 +5341,31 @@
                 <w:sz w:val="18"/>
                 <w:szCs w:val="18"/>
               </w:rPr>
-              <w:t>3,50</w:t>
+              <w:t>4</w:t>
+            </w:r>
+            <w:r>
+              <w:rPr>
+                <w:color w:val="363435"/>
+                <w:sz w:val="18"/>
+                <w:szCs w:val="18"/>
+              </w:rPr>
+              <w:t>,</w:t>
+            </w:r>
+            <w:r>
+              <w:rPr>
+                <w:color w:val="363435"/>
+                <w:sz w:val="18"/>
+                <w:szCs w:val="18"/>
+              </w:rPr>
+              <w:t>0</w:t>
+            </w:r>
+            <w:r>
+              <w:rPr>
+                <w:color w:val="363435"/>
+                <w:sz w:val="18"/>
+                <w:szCs w:val="18"/>
+              </w:rPr>
+              <w:t>0</w:t>
             </w:r>
           </w:p>
         </w:tc>
@@ -6244,7 +6268,7 @@
                 <w:sz w:val="18"/>
                 <w:szCs w:val="18"/>
               </w:rPr>
-              <w:t>4,</w:t>
+              <w:t>5,</w:t>
             </w:r>
             <w:r>
               <w:rPr>
@@ -8591,28 +8615,7 @@
                 <w:sz w:val="18"/>
                 <w:szCs w:val="18"/>
               </w:rPr>
-              <w:t>4</w:t>
-            </w:r>
-            <w:r>
-              <w:rPr>
-                <w:sz w:val="18"/>
-                <w:szCs w:val="18"/>
-              </w:rPr>
-              <w:t>,</w:t>
-            </w:r>
-            <w:r>
-              <w:rPr>
-                <w:sz w:val="18"/>
-                <w:szCs w:val="18"/>
-              </w:rPr>
-              <w:t>5</w:t>
-            </w:r>
-            <w:r>
-              <w:rPr>
-                <w:sz w:val="18"/>
-                <w:szCs w:val="18"/>
-              </w:rPr>
-              <w:t>0</w:t>
+              <w:t>4,50</w:t>
             </w:r>
           </w:p>
         </w:tc>
@@ -14552,7 +14555,31 @@
                 <w:sz w:val="18"/>
                 <w:szCs w:val="18"/>
               </w:rPr>
-              <w:t>3,50</w:t>
+              <w:t>4</w:t>
+            </w:r>
+            <w:r>
+              <w:rPr>
+                <w:color w:val="363435"/>
+                <w:sz w:val="18"/>
+                <w:szCs w:val="18"/>
+              </w:rPr>
+              <w:t>,</w:t>
+            </w:r>
+            <w:r>
+              <w:rPr>
+                <w:color w:val="363435"/>
+                <w:sz w:val="18"/>
+                <w:szCs w:val="18"/>
+              </w:rPr>
+              <w:t>0</w:t>
+            </w:r>
+            <w:r>
+              <w:rPr>
+                <w:color w:val="363435"/>
+                <w:sz w:val="18"/>
+                <w:szCs w:val="18"/>
+              </w:rPr>
+              <w:t>0</w:t>
             </w:r>
           </w:p>
         </w:tc>
@@ -15411,7 +15438,7 @@
                 <w:sz w:val="18"/>
                 <w:szCs w:val="18"/>
               </w:rPr>
-              <w:t>4,</w:t>
+              <w:t>5,</w:t>
             </w:r>
             <w:r>
               <w:rPr>
@@ -17731,28 +17758,7 @@
                 <w:sz w:val="18"/>
                 <w:szCs w:val="18"/>
               </w:rPr>
-              <w:t>4</w:t>
-            </w:r>
-            <w:r>
-              <w:rPr>
-                <w:sz w:val="18"/>
-                <w:szCs w:val="18"/>
-              </w:rPr>
-              <w:t>,</w:t>
-            </w:r>
-            <w:r>
-              <w:rPr>
-                <w:sz w:val="18"/>
-                <w:szCs w:val="18"/>
-              </w:rPr>
-              <w:t>5</w:t>
-            </w:r>
-            <w:r>
-              <w:rPr>
-                <w:sz w:val="18"/>
-                <w:szCs w:val="18"/>
-              </w:rPr>
-              <w:t>0</w:t>
+              <w:t>4,50</w:t>
             </w:r>
           </w:p>
         </w:tc>

--- a/paraskinio-catalogue-2026-2.docx
+++ b/paraskinio-catalogue-2026-2.docx
@@ -4331,7 +4331,44 @@
                 <w:szCs w:val="18"/>
                 <w:lang w:val="el-GR"/>
               </w:rPr>
-              <w:t xml:space="preserve"> Ουίσκι ή Κονιάκ .............................</w:t>
+              <w:t xml:space="preserve"> Ουίσκι ή Κονιάκ </w:t>
+            </w:r>
+            <w:r>
+              <w:rPr>
+                <w:color w:val="363435"/>
+                <w:sz w:val="18"/>
+                <w:szCs w:val="18"/>
+                <w:lang w:val="el-GR"/>
+              </w:rPr>
+              <w:t xml:space="preserve">+2,00 </w:t>
+            </w:r>
+            <w:r>
+              <w:rPr>
+                <w:color w:val="363435"/>
+                <w:spacing w:val="6"/>
+                <w:sz w:val="18"/>
+                <w:szCs w:val="18"/>
+                <w:lang w:val="el-GR"/>
+              </w:rPr>
+              <w:t xml:space="preserve">€ </w:t>
+            </w:r>
+            <w:r>
+              <w:rPr>
+                <w:color w:val="363435"/>
+                <w:sz w:val="18"/>
+                <w:szCs w:val="18"/>
+                <w:lang w:val="en-GB"/>
+              </w:rPr>
+              <w:t>......</w:t>
+            </w:r>
+            <w:r>
+              <w:rPr>
+                <w:color w:val="363435"/>
+                <w:sz w:val="18"/>
+                <w:szCs w:val="18"/>
+                <w:lang w:val="el-GR"/>
+              </w:rPr>
+              <w:t>...........</w:t>
             </w:r>
           </w:p>
         </w:tc>
@@ -4355,12 +4392,7 @@
               </w:rPr>
             </w:pPr>
             <w:r>
-              <w:rPr>
-                <w:color w:val="363435"/>
-                <w:sz w:val="18"/>
-                <w:szCs w:val="18"/>
-              </w:rPr>
-              <w:t>2,00</w:t>
+              <w:rPr/>
             </w:r>
           </w:p>
         </w:tc>
@@ -5341,31 +5373,7 @@
                 <w:sz w:val="18"/>
                 <w:szCs w:val="18"/>
               </w:rPr>
-              <w:t>4</w:t>
-            </w:r>
-            <w:r>
-              <w:rPr>
-                <w:color w:val="363435"/>
-                <w:sz w:val="18"/>
-                <w:szCs w:val="18"/>
-              </w:rPr>
-              <w:t>,</w:t>
-            </w:r>
-            <w:r>
-              <w:rPr>
-                <w:color w:val="363435"/>
-                <w:sz w:val="18"/>
-                <w:szCs w:val="18"/>
-              </w:rPr>
-              <w:t>0</w:t>
-            </w:r>
-            <w:r>
-              <w:rPr>
-                <w:color w:val="363435"/>
-                <w:sz w:val="18"/>
-                <w:szCs w:val="18"/>
-              </w:rPr>
-              <w:t>0</w:t>
+              <w:t>4,00</w:t>
             </w:r>
           </w:p>
         </w:tc>
@@ -9568,7 +9576,7 @@
           <w:headerReference w:type="first" r:id="rId4"/>
           <w:type w:val="nextPage"/>
           <w:pgSz w:orient="landscape" w:w="16838" w:h="12472"/>
-          <w:pgMar w:left="459" w:right="442" w:gutter="0" w:header="493" w:top="794" w:footer="0" w:bottom="142"/>
+          <w:pgMar w:left="459" w:right="442" w:gutter="0" w:header="493" w:top="954" w:footer="0" w:bottom="142"/>
           <w:pgNumType w:fmt="decimal"/>
           <w:formProt w:val="false"/>
           <w:textDirection w:val="lrTb"/>
@@ -13614,7 +13622,32 @@
                 <w:sz w:val="18"/>
                 <w:szCs w:val="18"/>
               </w:rPr>
-              <w:t xml:space="preserve">* In the above added Coffee, Liquer, whiskey or Cogniac </w:t>
+              <w:t xml:space="preserve">* In the above added Coffee, Liquer, whiskey or Cogniac  </w:t>
+            </w:r>
+            <w:r>
+              <w:rPr>
+                <w:sz w:val="18"/>
+                <w:szCs w:val="18"/>
+              </w:rPr>
+              <w:t>+</w:t>
+            </w:r>
+            <w:r>
+              <w:rPr>
+                <w:color w:val="363435"/>
+                <w:sz w:val="18"/>
+                <w:szCs w:val="18"/>
+              </w:rPr>
+              <w:t xml:space="preserve">2,00 </w:t>
+            </w:r>
+            <w:r>
+              <w:rPr>
+                <w:color w:val="363435"/>
+                <w:spacing w:val="6"/>
+                <w:sz w:val="18"/>
+                <w:szCs w:val="18"/>
+                <w:lang w:val="el-GR"/>
+              </w:rPr>
+              <w:t xml:space="preserve">€ </w:t>
             </w:r>
             <w:r>
               <w:rPr>
@@ -13623,7 +13656,7 @@
                 <w:szCs w:val="18"/>
                 <w:lang w:val="en-GB"/>
               </w:rPr>
-              <w:t>........................................</w:t>
+              <w:t>..........................</w:t>
             </w:r>
           </w:p>
         </w:tc>
@@ -13647,12 +13680,7 @@
               </w:rPr>
             </w:pPr>
             <w:r>
-              <w:rPr>
-                <w:color w:val="363435"/>
-                <w:sz w:val="18"/>
-                <w:szCs w:val="18"/>
-              </w:rPr>
-              <w:t>2,00</w:t>
+              <w:rPr/>
             </w:r>
           </w:p>
         </w:tc>
@@ -14555,31 +14583,7 @@
                 <w:sz w:val="18"/>
                 <w:szCs w:val="18"/>
               </w:rPr>
-              <w:t>4</w:t>
-            </w:r>
-            <w:r>
-              <w:rPr>
-                <w:color w:val="363435"/>
-                <w:sz w:val="18"/>
-                <w:szCs w:val="18"/>
-              </w:rPr>
-              <w:t>,</w:t>
-            </w:r>
-            <w:r>
-              <w:rPr>
-                <w:color w:val="363435"/>
-                <w:sz w:val="18"/>
-                <w:szCs w:val="18"/>
-              </w:rPr>
-              <w:t>0</w:t>
-            </w:r>
-            <w:r>
-              <w:rPr>
-                <w:color w:val="363435"/>
-                <w:sz w:val="18"/>
-                <w:szCs w:val="18"/>
-              </w:rPr>
-              <w:t>0</w:t>
+              <w:t>4,00</w:t>
             </w:r>
           </w:p>
         </w:tc>
@@ -18640,7 +18644,7 @@
           <w:headerReference w:type="first" r:id="rId7"/>
           <w:type w:val="nextPage"/>
           <w:pgSz w:orient="landscape" w:w="16838" w:h="12200"/>
-          <w:pgMar w:left="459" w:right="442" w:gutter="0" w:header="0" w:top="493" w:footer="0" w:bottom="0"/>
+          <w:pgMar w:left="459" w:right="442" w:gutter="0" w:header="0" w:top="662" w:footer="0" w:bottom="0"/>
           <w:pgNumType w:fmt="decimal"/>
           <w:formProt w:val="false"/>
           <w:textDirection w:val="lrTb"/>
@@ -18661,7 +18665,7 @@
     <w:sectPr>
       <w:type w:val="continuous"/>
       <w:pgSz w:orient="landscape" w:w="16838" w:h="12200"/>
-      <w:pgMar w:left="459" w:right="442" w:gutter="0" w:header="0" w:top="493" w:footer="0" w:bottom="0"/>
+      <w:pgMar w:left="459" w:right="442" w:gutter="0" w:header="0" w:top="662" w:footer="0" w:bottom="0"/>
       <w:cols w:num="2" w:equalWidth="false" w:sep="false">
         <w:col w:w="3307" w:space="5442"/>
         <w:col w:w="7187"/>
@@ -18699,18 +18703,18 @@
     <w:r>
       <w:rPr/>
       <w:drawing>
-        <wp:anchor behindDoc="1" distT="0" distB="0" distL="0" distR="0" simplePos="0" locked="0" layoutInCell="0" allowOverlap="1" relativeHeight="4">
+        <wp:anchor behindDoc="1" distT="0" distB="0" distL="0" distR="0" simplePos="0" locked="0" layoutInCell="0" allowOverlap="1" relativeHeight="3">
           <wp:simplePos x="0" y="0"/>
           <wp:positionH relativeFrom="column">
-            <wp:posOffset>1792605</wp:posOffset>
+            <wp:posOffset>7200265</wp:posOffset>
           </wp:positionH>
           <wp:positionV relativeFrom="paragraph">
-            <wp:posOffset>-193040</wp:posOffset>
+            <wp:posOffset>-184785</wp:posOffset>
           </wp:positionV>
           <wp:extent cx="1115060" cy="568325"/>
           <wp:effectExtent l="0" t="0" r="0" b="0"/>
           <wp:wrapSquare wrapText="largest"/>
-          <wp:docPr id="1" name="Picture 2066754783" descr=""/>
+          <wp:docPr id="1" name="Picture 2066754783 Copy 1" descr=""/>
           <wp:cNvGraphicFramePr>
             <a:graphicFrameLocks xmlns:a="http://schemas.openxmlformats.org/drawingml/2006/main" noChangeAspect="1"/>
           </wp:cNvGraphicFramePr>
@@ -18718,7 +18722,7 @@
             <a:graphicData uri="http://schemas.openxmlformats.org/drawingml/2006/picture">
               <pic:pic xmlns:pic="http://schemas.openxmlformats.org/drawingml/2006/picture">
                 <pic:nvPicPr>
-                  <pic:cNvPr id="1" name="Picture 2066754783" descr=""/>
+                  <pic:cNvPr id="1" name="Picture 2066754783 Copy 1" descr=""/>
                   <pic:cNvPicPr>
                     <a:picLocks noChangeAspect="1" noChangeArrowheads="1"/>
                   </pic:cNvPicPr>
@@ -18744,18 +18748,18 @@
         </wp:anchor>
       </w:drawing>
       <w:drawing>
-        <wp:anchor behindDoc="1" distT="0" distB="0" distL="0" distR="0" simplePos="0" locked="0" layoutInCell="0" allowOverlap="1" relativeHeight="5">
+        <wp:anchor behindDoc="1" distT="0" distB="0" distL="0" distR="0" simplePos="0" locked="0" layoutInCell="0" allowOverlap="1" relativeHeight="4">
           <wp:simplePos x="0" y="0"/>
           <wp:positionH relativeFrom="column">
-            <wp:posOffset>7200265</wp:posOffset>
+            <wp:posOffset>1792605</wp:posOffset>
           </wp:positionH>
           <wp:positionV relativeFrom="paragraph">
-            <wp:posOffset>-184785</wp:posOffset>
+            <wp:posOffset>-193040</wp:posOffset>
           </wp:positionV>
           <wp:extent cx="1115060" cy="568325"/>
           <wp:effectExtent l="0" t="0" r="0" b="0"/>
           <wp:wrapSquare wrapText="largest"/>
-          <wp:docPr id="2" name="Picture 2066754783 Copy 1" descr=""/>
+          <wp:docPr id="2" name="Picture 2066754783" descr=""/>
           <wp:cNvGraphicFramePr>
             <a:graphicFrameLocks xmlns:a="http://schemas.openxmlformats.org/drawingml/2006/main" noChangeAspect="1"/>
           </wp:cNvGraphicFramePr>
@@ -18763,7 +18767,7 @@
             <a:graphicData uri="http://schemas.openxmlformats.org/drawingml/2006/picture">
               <pic:pic xmlns:pic="http://schemas.openxmlformats.org/drawingml/2006/picture">
                 <pic:nvPicPr>
-                  <pic:cNvPr id="2" name="Picture 2066754783 Copy 1" descr=""/>
+                  <pic:cNvPr id="2" name="Picture 2066754783" descr=""/>
                   <pic:cNvPicPr>
                     <a:picLocks noChangeAspect="1" noChangeArrowheads="1"/>
                   </pic:cNvPicPr>
@@ -18804,18 +18808,18 @@
     <w:r>
       <w:rPr/>
       <w:drawing>
-        <wp:anchor behindDoc="1" distT="0" distB="0" distL="0" distR="0" simplePos="0" locked="0" layoutInCell="0" allowOverlap="1" relativeHeight="4">
+        <wp:anchor behindDoc="1" distT="0" distB="0" distL="0" distR="0" simplePos="0" locked="0" layoutInCell="0" allowOverlap="1" relativeHeight="3">
           <wp:simplePos x="0" y="0"/>
           <wp:positionH relativeFrom="column">
-            <wp:posOffset>1792605</wp:posOffset>
+            <wp:posOffset>7200265</wp:posOffset>
           </wp:positionH>
           <wp:positionV relativeFrom="paragraph">
-            <wp:posOffset>-193040</wp:posOffset>
+            <wp:posOffset>-184785</wp:posOffset>
           </wp:positionV>
           <wp:extent cx="1115060" cy="568325"/>
           <wp:effectExtent l="0" t="0" r="0" b="0"/>
           <wp:wrapSquare wrapText="largest"/>
-          <wp:docPr id="3" name="Picture 2066754783" descr=""/>
+          <wp:docPr id="3" name="Picture 2066754783 Copy 1" descr=""/>
           <wp:cNvGraphicFramePr>
             <a:graphicFrameLocks xmlns:a="http://schemas.openxmlformats.org/drawingml/2006/main" noChangeAspect="1"/>
           </wp:cNvGraphicFramePr>
@@ -18823,7 +18827,7 @@
             <a:graphicData uri="http://schemas.openxmlformats.org/drawingml/2006/picture">
               <pic:pic xmlns:pic="http://schemas.openxmlformats.org/drawingml/2006/picture">
                 <pic:nvPicPr>
-                  <pic:cNvPr id="3" name="Picture 2066754783" descr=""/>
+                  <pic:cNvPr id="3" name="Picture 2066754783 Copy 1" descr=""/>
                   <pic:cNvPicPr>
                     <a:picLocks noChangeAspect="1" noChangeArrowheads="1"/>
                   </pic:cNvPicPr>
@@ -18849,18 +18853,18 @@
         </wp:anchor>
       </w:drawing>
       <w:drawing>
-        <wp:anchor behindDoc="1" distT="0" distB="0" distL="0" distR="0" simplePos="0" locked="0" layoutInCell="0" allowOverlap="1" relativeHeight="5">
+        <wp:anchor behindDoc="1" distT="0" distB="0" distL="0" distR="0" simplePos="0" locked="0" layoutInCell="0" allowOverlap="1" relativeHeight="4">
           <wp:simplePos x="0" y="0"/>
           <wp:positionH relativeFrom="column">
-            <wp:posOffset>7200265</wp:posOffset>
+            <wp:posOffset>1792605</wp:posOffset>
           </wp:positionH>
           <wp:positionV relativeFrom="paragraph">
-            <wp:posOffset>-184785</wp:posOffset>
+            <wp:posOffset>-193040</wp:posOffset>
           </wp:positionV>
           <wp:extent cx="1115060" cy="568325"/>
           <wp:effectExtent l="0" t="0" r="0" b="0"/>
           <wp:wrapSquare wrapText="largest"/>
-          <wp:docPr id="4" name="Picture 2066754783 Copy 1" descr=""/>
+          <wp:docPr id="4" name="Picture 2066754783" descr=""/>
           <wp:cNvGraphicFramePr>
             <a:graphicFrameLocks xmlns:a="http://schemas.openxmlformats.org/drawingml/2006/main" noChangeAspect="1"/>
           </wp:cNvGraphicFramePr>
@@ -18868,7 +18872,7 @@
             <a:graphicData uri="http://schemas.openxmlformats.org/drawingml/2006/picture">
               <pic:pic xmlns:pic="http://schemas.openxmlformats.org/drawingml/2006/picture">
                 <pic:nvPicPr>
-                  <pic:cNvPr id="4" name="Picture 2066754783 Copy 1" descr=""/>
+                  <pic:cNvPr id="4" name="Picture 2066754783" descr=""/>
                   <pic:cNvPicPr>
                     <a:picLocks noChangeAspect="1" noChangeArrowheads="1"/>
                   </pic:cNvPicPr>
@@ -18925,15 +18929,15 @@
         <wp:anchor behindDoc="1" distT="0" distB="0" distL="0" distR="0" simplePos="0" locked="0" layoutInCell="0" allowOverlap="1" relativeHeight="2">
           <wp:simplePos x="0" y="0"/>
           <wp:positionH relativeFrom="column">
-            <wp:posOffset>1722120</wp:posOffset>
+            <wp:posOffset>7212330</wp:posOffset>
           </wp:positionH>
           <wp:positionV relativeFrom="paragraph">
-            <wp:posOffset>-43180</wp:posOffset>
+            <wp:posOffset>-19685</wp:posOffset>
           </wp:positionV>
           <wp:extent cx="1115060" cy="568325"/>
           <wp:effectExtent l="0" t="0" r="0" b="0"/>
           <wp:wrapSquare wrapText="largest"/>
-          <wp:docPr id="5" name="Image4" descr=""/>
+          <wp:docPr id="5" name="Image5" descr=""/>
           <wp:cNvGraphicFramePr>
             <a:graphicFrameLocks xmlns:a="http://schemas.openxmlformats.org/drawingml/2006/main" noChangeAspect="1"/>
           </wp:cNvGraphicFramePr>
@@ -18941,7 +18945,7 @@
             <a:graphicData uri="http://schemas.openxmlformats.org/drawingml/2006/picture">
               <pic:pic xmlns:pic="http://schemas.openxmlformats.org/drawingml/2006/picture">
                 <pic:nvPicPr>
-                  <pic:cNvPr id="5" name="Image4" descr=""/>
+                  <pic:cNvPr id="5" name="Image5" descr=""/>
                   <pic:cNvPicPr>
                     <a:picLocks noChangeAspect="1" noChangeArrowheads="1"/>
                   </pic:cNvPicPr>
@@ -18967,18 +18971,18 @@
         </wp:anchor>
       </w:drawing>
       <w:drawing>
-        <wp:anchor behindDoc="1" distT="0" distB="0" distL="0" distR="0" simplePos="0" locked="0" layoutInCell="0" allowOverlap="1" relativeHeight="3">
+        <wp:anchor behindDoc="1" distT="0" distB="0" distL="0" distR="0" simplePos="0" locked="0" layoutInCell="0" allowOverlap="1" relativeHeight="5">
           <wp:simplePos x="0" y="0"/>
           <wp:positionH relativeFrom="column">
-            <wp:posOffset>7212330</wp:posOffset>
+            <wp:posOffset>1722120</wp:posOffset>
           </wp:positionH>
           <wp:positionV relativeFrom="paragraph">
-            <wp:posOffset>-19685</wp:posOffset>
+            <wp:posOffset>-43180</wp:posOffset>
           </wp:positionV>
           <wp:extent cx="1115060" cy="568325"/>
           <wp:effectExtent l="0" t="0" r="0" b="0"/>
           <wp:wrapSquare wrapText="largest"/>
-          <wp:docPr id="6" name="Image5" descr=""/>
+          <wp:docPr id="6" name="Image4" descr=""/>
           <wp:cNvGraphicFramePr>
             <a:graphicFrameLocks xmlns:a="http://schemas.openxmlformats.org/drawingml/2006/main" noChangeAspect="1"/>
           </wp:cNvGraphicFramePr>
@@ -18986,7 +18990,7 @@
             <a:graphicData uri="http://schemas.openxmlformats.org/drawingml/2006/picture">
               <pic:pic xmlns:pic="http://schemas.openxmlformats.org/drawingml/2006/picture">
                 <pic:nvPicPr>
-                  <pic:cNvPr id="6" name="Image5" descr=""/>
+                  <pic:cNvPr id="6" name="Image4" descr=""/>
                   <pic:cNvPicPr>
                     <a:picLocks noChangeAspect="1" noChangeArrowheads="1"/>
                   </pic:cNvPicPr>
@@ -19029,15 +19033,15 @@
         <wp:anchor behindDoc="1" distT="0" distB="0" distL="0" distR="0" simplePos="0" locked="0" layoutInCell="0" allowOverlap="1" relativeHeight="2">
           <wp:simplePos x="0" y="0"/>
           <wp:positionH relativeFrom="column">
-            <wp:posOffset>1722120</wp:posOffset>
+            <wp:posOffset>7212330</wp:posOffset>
           </wp:positionH>
           <wp:positionV relativeFrom="paragraph">
-            <wp:posOffset>-43180</wp:posOffset>
+            <wp:posOffset>-19685</wp:posOffset>
           </wp:positionV>
           <wp:extent cx="1115060" cy="568325"/>
           <wp:effectExtent l="0" t="0" r="0" b="0"/>
           <wp:wrapSquare wrapText="largest"/>
-          <wp:docPr id="7" name="Image4" descr=""/>
+          <wp:docPr id="7" name="Image5" descr=""/>
           <wp:cNvGraphicFramePr>
             <a:graphicFrameLocks xmlns:a="http://schemas.openxmlformats.org/drawingml/2006/main" noChangeAspect="1"/>
           </wp:cNvGraphicFramePr>
@@ -19045,7 +19049,7 @@
             <a:graphicData uri="http://schemas.openxmlformats.org/drawingml/2006/picture">
               <pic:pic xmlns:pic="http://schemas.openxmlformats.org/drawingml/2006/picture">
                 <pic:nvPicPr>
-                  <pic:cNvPr id="7" name="Image4" descr=""/>
+                  <pic:cNvPr id="7" name="Image5" descr=""/>
                   <pic:cNvPicPr>
                     <a:picLocks noChangeAspect="1" noChangeArrowheads="1"/>
                   </pic:cNvPicPr>
@@ -19071,18 +19075,18 @@
         </wp:anchor>
       </w:drawing>
       <w:drawing>
-        <wp:anchor behindDoc="1" distT="0" distB="0" distL="0" distR="0" simplePos="0" locked="0" layoutInCell="0" allowOverlap="1" relativeHeight="3">
+        <wp:anchor behindDoc="1" distT="0" distB="0" distL="0" distR="0" simplePos="0" locked="0" layoutInCell="0" allowOverlap="1" relativeHeight="5">
           <wp:simplePos x="0" y="0"/>
           <wp:positionH relativeFrom="column">
-            <wp:posOffset>7212330</wp:posOffset>
+            <wp:posOffset>1722120</wp:posOffset>
           </wp:positionH>
           <wp:positionV relativeFrom="paragraph">
-            <wp:posOffset>-19685</wp:posOffset>
+            <wp:posOffset>-43180</wp:posOffset>
           </wp:positionV>
           <wp:extent cx="1115060" cy="568325"/>
           <wp:effectExtent l="0" t="0" r="0" b="0"/>
           <wp:wrapSquare wrapText="largest"/>
-          <wp:docPr id="8" name="Image5" descr=""/>
+          <wp:docPr id="8" name="Image4" descr=""/>
           <wp:cNvGraphicFramePr>
             <a:graphicFrameLocks xmlns:a="http://schemas.openxmlformats.org/drawingml/2006/main" noChangeAspect="1"/>
           </wp:cNvGraphicFramePr>
@@ -19090,7 +19094,7 @@
             <a:graphicData uri="http://schemas.openxmlformats.org/drawingml/2006/picture">
               <pic:pic xmlns:pic="http://schemas.openxmlformats.org/drawingml/2006/picture">
                 <pic:nvPicPr>
-                  <pic:cNvPr id="8" name="Image5" descr=""/>
+                  <pic:cNvPr id="8" name="Image4" descr=""/>
                   <pic:cNvPicPr>
                     <a:picLocks noChangeAspect="1" noChangeArrowheads="1"/>
                   </pic:cNvPicPr>
